--- a/legal/ATTORNEY_HANDOFF.docx
+++ b/legal/ATTORNEY_HANDOFF.docx
@@ -60,7 +60,7 @@
       </w:pPr>
       <w:r>
         <w:rPr/>
-        <w:t>This document is the executive briefing to read before the attached Privacy Policy and Terms of Service. It summarizes the legal posture, flags the highest-risk items, lists every input the documents need from you, and lists the platform-engineering remediations that have to happen alongside the policy work.</w:t>
+        <w:t>This document is the executive briefing to read before the attached Privacy Policy and Terms of Service. It summarizes the legal posture, flags the highest-risk items still requiring counsel’s judgment, lists every input the documents need from you, and documents the platform-engineering remediations that have already shipped.</w:t>
       </w:r>
     </w:p>
     <w:p>
@@ -163,7 +163,7 @@
       </w:r>
       <w:r>
         <w:rPr/>
-        <w:t>, continuously, broadcast in real time to managers.</w:t>
+        <w:t>, continuously, broadcast in real time to managers during an active session.</w:t>
       </w:r>
     </w:p>
     <w:p>
@@ -179,11 +179,11 @@
         <w:rPr>
           <w:b/>
         </w:rPr>
-        <w:t>Visited Persons’ addresses, GPS coordinates, contact info, photos of their property, and free-text notes</w:t>
-      </w:r>
-      <w:r>
-        <w:rPr/>
-        <w:t xml:space="preserve"> — recorded for every door visited, including doors where no one answered. </w:t>
+        <w:t>Visited Persons’ addresses, GPS coordinates, contact information, photographs of their property, and free-text notes</w:t>
+      </w:r>
+      <w:r>
+        <w:rPr/>
+        <w:t xml:space="preserve"> — recorded when a Rep logs a conversation, estimate, or booking. </w:t>
       </w:r>
       <w:r>
         <w:rPr>
@@ -205,11 +205,11 @@
         <w:rPr>
           <w:b/>
         </w:rPr>
-        <w:t>Voice recordings</w:t>
-      </w:r>
-      <w:r>
-        <w:rPr/>
-        <w:t>, transmitted to OpenAI for transcription. The transcript text is stored.</w:t>
+        <w:t>No audio.</w:t>
+      </w:r>
+      <w:r>
+        <w:rPr/>
+        <w:t xml:space="preserve"> The voice-note feature that previously transmitted audio to OpenAI Whisper has been removed from the product (see Resolved Issue 2 below).</w:t>
       </w:r>
     </w:p>
     <w:p>
@@ -239,7 +239,7 @@
       </w:pPr>
       <w:r>
         <w:rPr/>
-        <w:t>Two background memos accompany this handoff and feed every recommendation below:</w:t>
+        <w:t>Three background memos accompany this handoff and feed every recommendation below:</w:t>
       </w:r>
     </w:p>
     <w:p>
@@ -259,7 +259,7 @@
       </w:r>
       <w:r>
         <w:rPr/>
-        <w:t xml:space="preserve"> — exhaustive inventory of every field collected, where it goes, who can access it.</w:t>
+        <w:t xml:space="preserve"> — exhaustive inventory of every field collected, where it goes, who can access it. (Audited as of 2026-05; voice-note removal happened immediately after audit.)</w:t>
       </w:r>
     </w:p>
     <w:p>
@@ -299,7 +299,7 @@
       </w:r>
       <w:r>
         <w:rPr/>
-        <w:t xml:space="preserve"> — controller/processor analysis, DNK registries, voice-note consent risk, photo restrictions, deletion-right scope, TCPA carve-outs.</w:t>
+        <w:t xml:space="preserve"> — controller/processor analysis, DNK registries, recording-consent risk, photo restrictions, deletion-right scope, TCPA carve-outs.</w:t>
       </w:r>
     </w:p>
     <w:p>
@@ -368,10 +368,10 @@
         <w:pStyle w:val="Heading2"/>
         <w:rPr/>
       </w:pPr>
-      <w:bookmarkStart w:id="2" w:name="X41e1be8dadb1567f6f05720788f9e0ee114d7a1"/>
-      <w:r>
-        <w:rPr/>
-        <w:t>2. The five issues that need to be resolved before the documents can be published</w:t>
+      <w:bookmarkStart w:id="2" w:name="platform-engineering-remediations-status"/>
+      <w:r>
+        <w:rPr/>
+        <w:t>2. Platform-engineering remediations — status</w:t>
       </w:r>
       <w:bookmarkEnd w:id="2"/>
     </w:p>
@@ -382,7 +382,7 @@
       </w:pPr>
       <w:r>
         <w:rPr/>
-        <w:t>These are not policy-drafting questions. They are operational/platform decisions that the policy must accurately reflect, and that — if left as drafted — create direct exposure.</w:t>
+        <w:t>The first version of this handoff listed five operational/platform issues that had to be resolved before the documents could credibly be published. Status as of the current version:</w:t>
       </w:r>
     </w:p>
     <w:p>
@@ -390,10 +390,10 @@
         <w:pStyle w:val="Heading3"/>
         <w:rPr/>
       </w:pPr>
-      <w:bookmarkStart w:id="3" w:name="issue-1-public-supabase-storage-buckets"/>
-      <w:r>
-        <w:rPr/>
-        <w:t>Issue 1 — Public Supabase Storage buckets</w:t>
+      <w:bookmarkStart w:id="3" w:name="X7c94533d64d00dcc9de3e0aee807a9d9b92f8d0"/>
+      <w:r>
+        <w:rPr/>
+        <w:t>Issue 1 — Public Supabase Storage buckets [RESOLVED]</w:t>
       </w:r>
       <w:bookmarkEnd w:id="3"/>
     </w:p>
@@ -424,37 +424,279 @@
       </w:r>
       <w:r>
         <w:rPr/>
-        <w:t xml:space="preserve"> are configured as public buckets per migration </w:t>
+        <w:t xml:space="preserve"> buckets are now configured as private (</w:t>
       </w:r>
       <w:r>
         <w:rPr>
           <w:rStyle w:val="VerbatimChar"/>
         </w:rPr>
-        <w:t>20260413_photos_followup.sql</w:t>
-      </w:r>
-      <w:r>
-        <w:rPr/>
-        <w:t xml:space="preserve">. URL knowledge equals read access. The Privacy Policy claims safeguards for homeowner imagery; if buckets remain public on launch, the claim is misleading. </w:t>
-      </w:r>
+        <w:t>public = false</w:t>
+      </w:r>
+      <w:r>
+        <w:rPr/>
+        <w:t xml:space="preserve">), verified directly in Supabase. Same-org RLS policies on </w:t>
+      </w:r>
+      <w:r>
+        <w:rPr>
+          <w:rStyle w:val="VerbatimChar"/>
+        </w:rPr>
+        <w:t>storage.objects</w:t>
+      </w:r>
+      <w:r>
+        <w:rPr/>
+        <w:t xml:space="preserve"> gate SELECT access; rep-owned INSERT/DELETE policies gate writes. Client code mints short-lived signed URLs via a new </w:t>
+      </w:r>
+      <w:r>
+        <w:rPr>
+          <w:rStyle w:val="VerbatimChar"/>
+        </w:rPr>
+        <w:t>lib/photos.js</w:t>
+      </w:r>
+      <w:r>
+        <w:rPr/>
+        <w:t xml:space="preserve"> helper and a smart resolver that handles both the new storage-path format and the legacy public-URL format (so existing rows continue to work). See migration </w:t>
+      </w:r>
+      <w:r>
+        <w:rPr>
+          <w:rStyle w:val="VerbatimChar"/>
+        </w:rPr>
+        <w:t>supabase/migrations/20260529_private_storage_buckets.sql</w:t>
+      </w:r>
+      <w:r>
+        <w:rPr/>
+        <w:t>.</w:t>
+      </w:r>
+    </w:p>
+    <w:p>
+      <w:pPr>
+        <w:pStyle w:val="Heading3"/>
+        <w:rPr/>
+      </w:pPr>
+      <w:bookmarkStart w:id="4" w:name="X741eb6f725e865c67d00e7ed4d009b53d8ce56f"/>
+      <w:r>
+        <w:rPr/>
+        <w:t>Issue 2 — OpenAI / voice processing [RESOLVED by removal]</w:t>
+      </w:r>
+      <w:bookmarkEnd w:id="4"/>
+    </w:p>
+    <w:p>
+      <w:pPr>
+        <w:pStyle w:val="FirstParagraph"/>
+        <w:rPr/>
+      </w:pPr>
+      <w:r>
+        <w:rPr/>
+        <w:t xml:space="preserve">The voice-note feature, the </w:t>
+      </w:r>
+      <w:r>
+        <w:rPr>
+          <w:rStyle w:val="VerbatimChar"/>
+        </w:rPr>
+        <w:t>transcribe-voice</w:t>
+      </w:r>
+      <w:r>
+        <w:rPr/>
+        <w:t xml:space="preserve"> edge function, the </w:t>
+      </w:r>
+      <w:r>
+        <w:rPr>
+          <w:rStyle w:val="VerbatimChar"/>
+        </w:rPr>
+        <w:t>VoiceNoteButton</w:t>
+      </w:r>
+      <w:r>
+        <w:rPr/>
+        <w:t xml:space="preserve"> component, and the OpenAI Whisper sub-processor relationship have all been removed. There is no audio capture, no voiceprint generation, and no audio data flowing through the platform. This collapses BIPA exposure (the single largest dollar risk in the prior version of the product), all-party-consent recording risk across 12 states + DC, and the OpenAI cross-border-transfer disclosure obligation, in one move. The Privacy Policy and Terms have been rewritten accordingly with a forward-looking reservation: if audio is ever reintroduced, a full BIPA-compliant notice and 30-day user notice will land BEFORE the feature ships.</w:t>
+      </w:r>
+    </w:p>
+    <w:p>
+      <w:pPr>
+        <w:pStyle w:val="Heading3"/>
+        <w:rPr/>
+      </w:pPr>
+      <w:bookmarkStart w:id="5" w:name="Xbf1820829807a1ad478a8fac0b54b3d7af4305d"/>
+      <w:r>
+        <w:rPr/>
+        <w:t>Issue 3 — Retention/deletion lifecycle [RESOLVED]</w:t>
+      </w:r>
+      <w:bookmarkEnd w:id="5"/>
+    </w:p>
+    <w:p>
+      <w:pPr>
+        <w:pStyle w:val="FirstParagraph"/>
+        <w:rPr/>
+      </w:pPr>
+      <w:r>
+        <w:rPr/>
+        <w:t xml:space="preserve">A nightly </w:t>
+      </w:r>
+      <w:r>
+        <w:rPr>
+          <w:rStyle w:val="VerbatimChar"/>
+        </w:rPr>
+        <w:t>purge_expired_data()</w:t>
+      </w:r>
+      <w:r>
+        <w:rPr/>
+        <w:t xml:space="preserve"> function plus a pg_cron schedule (03:15 UTC daily) deletes: - Interactions (general): 24 months - Interactions (outcome = no_answer): 180 days, with the row already minimized to lat/lng + timestamp + outcome only - Interaction photos: tied to the parent interaction (storage objects also purged in the same sweep so orphans don’t accumulate) - GPS breadcrumbs (</w:t>
+      </w:r>
+      <w:r>
+        <w:rPr>
+          <w:rStyle w:val="VerbatimChar"/>
+        </w:rPr>
+        <w:t>gps_points</w:t>
+      </w:r>
+      <w:r>
+        <w:rPr/>
+        <w:t>): 12 months - Live rep-location pin orphans: 24 hours - Audit log: 12 months - Do-not-knock: retained indefinitely (the entire point)</w:t>
+      </w:r>
+    </w:p>
+    <w:p>
+      <w:pPr>
+        <w:pStyle w:val="BodyText"/>
+        <w:rPr/>
+      </w:pPr>
+      <w:r>
+        <w:rPr/>
+        <w:t xml:space="preserve">A separate </w:t>
+      </w:r>
+      <w:r>
+        <w:rPr>
+          <w:rStyle w:val="VerbatimChar"/>
+        </w:rPr>
+        <w:t>auto_close_idle_sessions()</w:t>
+      </w:r>
+      <w:r>
+        <w:rPr/>
+        <w:t xml:space="preserve"> function runs every 10 minutes and closes any session with no GPS or interaction activity in 60+ minutes, clearing the live </w:t>
+      </w:r>
+      <w:r>
+        <w:rPr>
+          <w:rStyle w:val="VerbatimChar"/>
+        </w:rPr>
+        <w:t>rep_locations</w:t>
+      </w:r>
+      <w:r>
+        <w:rPr/>
+        <w:t xml:space="preserve"> pin. The client-side timer in </w:t>
+      </w:r>
+      <w:r>
+        <w:rPr>
+          <w:rStyle w:val="VerbatimChar"/>
+        </w:rPr>
+        <w:t>ActiveCanvassing.jsx</w:t>
+      </w:r>
+      <w:r>
+        <w:rPr/>
+        <w:t xml:space="preserve"> warns reps at 50 minutes with a “Still canvassing?” modal and auto-ends at 60. See migrations </w:t>
+      </w:r>
+      <w:r>
+        <w:rPr>
+          <w:rStyle w:val="VerbatimChar"/>
+        </w:rPr>
+        <w:t>20260529_retention_purge.sql</w:t>
+      </w:r>
+      <w:r>
+        <w:rPr/>
+        <w:t xml:space="preserve"> and </w:t>
+      </w:r>
+      <w:r>
+        <w:rPr>
+          <w:rStyle w:val="VerbatimChar"/>
+        </w:rPr>
+        <w:t>20260529_auto_close_idle_sessions.sql</w:t>
+      </w:r>
+      <w:r>
+        <w:rPr/>
+        <w:t>.</w:t>
+      </w:r>
+    </w:p>
+    <w:p>
+      <w:pPr>
+        <w:pStyle w:val="BodyText"/>
+        <w:rPr/>
+      </w:pPr>
+      <w:r>
+        <w:rPr/>
+        <w:t>The retention schedule in the Privacy Policy (§12) matches the schedule the platform actually enforces. Both will need to be updated together if a value ever changes.</w:t>
+      </w:r>
+    </w:p>
+    <w:p>
+      <w:pPr>
+        <w:pStyle w:val="Heading3"/>
+        <w:rPr/>
+      </w:pPr>
+      <w:bookmarkStart w:id="6" w:name="X3c5eb397b295e997664c5c264624c263d96537b"/>
+      <w:r>
+        <w:rPr/>
+        <w:t>Issue 4 — Homeowner data-subject request workflow [OUTSTANDING]</w:t>
+      </w:r>
+      <w:bookmarkEnd w:id="6"/>
+    </w:p>
+    <w:p>
+      <w:pPr>
+        <w:pStyle w:val="FirstParagraph"/>
+        <w:rPr/>
+      </w:pPr>
+      <w:r>
+        <w:rPr/>
+        <w:t>The Privacy Policy commits to a 45-day search-by-address workflow that touches every system where Visited Person data lives (interactions, GPS breadcrumbs, do-not-knock, photos). The intake address (</w:t>
+      </w:r>
+      <w:r>
+        <w:rPr>
+          <w:rStyle w:val="VerbatimChar"/>
+        </w:rPr>
+        <w:t>privacy@knockiq.com</w:t>
+      </w:r>
+      <w:r>
+        <w:rPr/>
+        <w:t>) is documented in the Policy but no internal tooling exists yet to actually search by address across all systems. Until this is built, fulfilling a homeowner’s deletion or access request requires a manual SQL pass.</w:t>
+      </w:r>
+    </w:p>
+    <w:p>
+      <w:pPr>
+        <w:pStyle w:val="BodyText"/>
+        <w:rPr/>
+      </w:pPr>
       <w:r>
         <w:rPr>
           <w:b/>
         </w:rPr>
-        <w:t>Decision needed:</w:t>
-      </w:r>
-      <w:r>
-        <w:rPr/>
-        <w:t xml:space="preserve"> convert to private buckets with signed URLs </w:t>
-      </w:r>
-      <w:r>
-        <w:rPr>
-          <w:b/>
-        </w:rPr>
-        <w:t>before</w:t>
-      </w:r>
-      <w:r>
-        <w:rPr/>
-        <w:t xml:space="preserve"> publishing the Policy.</w:t>
+        <w:t>What’s needed:</w:t>
+      </w:r>
+      <w:r>
+        <w:rPr/>
+        <w:t xml:space="preserve"> an internal admin tool that takes a street address (or a lat/lng box), surfaces all matching rows across </w:t>
+      </w:r>
+      <w:r>
+        <w:rPr>
+          <w:rStyle w:val="VerbatimChar"/>
+        </w:rPr>
+        <w:t>interactions</w:t>
+      </w:r>
+      <w:r>
+        <w:rPr/>
+        <w:t xml:space="preserve">, </w:t>
+      </w:r>
+      <w:r>
+        <w:rPr>
+          <w:rStyle w:val="VerbatimChar"/>
+        </w:rPr>
+        <w:t>gps_points</w:t>
+      </w:r>
+      <w:r>
+        <w:rPr/>
+        <w:t xml:space="preserve">, </w:t>
+      </w:r>
+      <w:r>
+        <w:rPr>
+          <w:rStyle w:val="VerbatimChar"/>
+        </w:rPr>
+        <w:t>do_not_knock</w:t>
+      </w:r>
+      <w:r>
+        <w:rPr/>
+        <w:t>, and storage objects, and lets an operator export or delete with a single click. Plus a documented runbook so anyone on the on-call rotation can run the workflow inside the 45-day SLA.</w:t>
       </w:r>
     </w:p>
     <w:p>
@@ -462,12 +704,12 @@
         <w:pStyle w:val="Heading3"/>
         <w:rPr/>
       </w:pPr>
-      <w:bookmarkStart w:id="4" w:name="issue-2-openai-account-terms"/>
-      <w:r>
-        <w:rPr/>
-        <w:t>Issue 2 — OpenAI account terms</w:t>
-      </w:r>
-      <w:bookmarkEnd w:id="4"/>
+      <w:bookmarkStart w:id="7" w:name="X0b90fb8c9a529e7ae3e7a74ff163379dfa26d24"/>
+      <w:r>
+        <w:rPr/>
+        <w:t>Issue 5 — Super-admin cross-tenant access logging [OUTSTANDING — verify]</w:t>
+      </w:r>
+      <w:bookmarkEnd w:id="7"/>
     </w:p>
     <w:p>
       <w:pPr>
@@ -476,133 +718,17 @@
       </w:pPr>
       <w:r>
         <w:rPr/>
-        <w:t xml:space="preserve">The Privacy Policy states that voice audio is not retained by OpenAI after transcription and is not used to train models. This is only true on OpenAI’s enterprise/API tier with zero-day retention configured. If the KnockIQ account is on default consumer terms, the statement is materially inaccurate. </w:t>
-      </w:r>
-      <w:r>
-        <w:rPr>
-          <w:b/>
-        </w:rPr>
-        <w:t>Decision needed:</w:t>
-      </w:r>
-      <w:r>
-        <w:rPr/>
-        <w:t xml:space="preserve"> confirm OpenAI account tier and retention setting; document in the legal file.</w:t>
-      </w:r>
-    </w:p>
-    <w:p>
-      <w:pPr>
-        <w:pStyle w:val="Heading3"/>
-        <w:rPr/>
-      </w:pPr>
-      <w:bookmarkStart w:id="5" w:name="issue-3-retentiondeletion-lifecycle"/>
-      <w:r>
-        <w:rPr/>
-        <w:t>Issue 3 — Retention/deletion lifecycle</w:t>
-      </w:r>
-      <w:bookmarkEnd w:id="5"/>
-    </w:p>
-    <w:p>
-      <w:pPr>
-        <w:pStyle w:val="FirstParagraph"/>
-        <w:rPr/>
-      </w:pPr>
-      <w:r>
-        <w:rPr/>
-        <w:t xml:space="preserve">There is no implemented retention or deletion lifecycle for </w:t>
+        <w:t xml:space="preserve">A </w:t>
       </w:r>
       <w:r>
         <w:rPr>
           <w:rStyle w:val="VerbatimChar"/>
         </w:rPr>
-        <w:t>interactions</w:t>
-      </w:r>
-      <w:r>
-        <w:rPr/>
-        <w:t xml:space="preserve">, </w:t>
-      </w:r>
-      <w:r>
-        <w:rPr>
-          <w:rStyle w:val="VerbatimChar"/>
-        </w:rPr>
-        <w:t>gps_points</w:t>
-      </w:r>
-      <w:r>
-        <w:rPr/>
-        <w:t xml:space="preserve">, </w:t>
-      </w:r>
-      <w:r>
-        <w:rPr>
-          <w:rStyle w:val="VerbatimChar"/>
-        </w:rPr>
-        <w:t>do_not_knock</w:t>
-      </w:r>
-      <w:r>
-        <w:rPr/>
-        <w:t xml:space="preserve">, photos, or voice transcripts. The Privacy Policy proposes specific retention periods (currently bracketed for your input). MODPA, BIPA, and best practice all require an actual retention schedule. </w:t>
-      </w:r>
-      <w:r>
-        <w:rPr>
-          <w:b/>
-        </w:rPr>
-        <w:t>Decision needed:</w:t>
-      </w:r>
-      <w:r>
-        <w:rPr/>
-        <w:t xml:space="preserve"> confirm retention periods, then have engineering implement automated deletion to match. Publishing a schedule the platform doesn’t enforce is direct litigation exposure.</w:t>
-      </w:r>
-    </w:p>
-    <w:p>
-      <w:pPr>
-        <w:pStyle w:val="Heading3"/>
-        <w:rPr/>
-      </w:pPr>
-      <w:bookmarkStart w:id="6" w:name="X0f3bf75c9116396251a6ec48f3ea528550681e8"/>
-      <w:r>
-        <w:rPr/>
-        <w:t>Issue 4 — Homeowner data-subject request workflow</w:t>
-      </w:r>
-      <w:bookmarkEnd w:id="6"/>
-    </w:p>
-    <w:p>
-      <w:pPr>
-        <w:pStyle w:val="FirstParagraph"/>
-        <w:rPr/>
-      </w:pPr>
-      <w:r>
-        <w:rPr/>
-        <w:t xml:space="preserve">The Privacy Policy commits to a 45-day search-by-address workflow that touches all systems where Visited Person data lives (interactions, GPS, DNK, photos, transcripts). No tool exists today. Without it, the commitment is unfulfillable. </w:t>
-      </w:r>
-      <w:r>
-        <w:rPr>
-          <w:b/>
-        </w:rPr>
-        <w:t>Decision needed:</w:t>
-      </w:r>
-      <w:r>
-        <w:rPr/>
-        <w:t xml:space="preserve"> scope and build the internal tool, document the SLA you can actually meet, then either match the Policy to operational reality or commit engineering resources to match the Policy.</w:t>
-      </w:r>
-    </w:p>
-    <w:p>
-      <w:pPr>
-        <w:pStyle w:val="Heading3"/>
-        <w:rPr/>
-      </w:pPr>
-      <w:bookmarkStart w:id="7" w:name="X7cd6d18f1eb108c551eacd1d8f5519b1c894e2b"/>
-      <w:r>
-        <w:rPr/>
-        <w:t>Issue 5 — Super-admin cross-tenant access logging</w:t>
-      </w:r>
-      <w:bookmarkEnd w:id="7"/>
-    </w:p>
-    <w:p>
-      <w:pPr>
-        <w:pStyle w:val="FirstParagraph"/>
-        <w:rPr/>
-      </w:pPr>
-      <w:r>
-        <w:rPr/>
-        <w:t>A “super-admin” role bypasses tenancy RLS and can read across all customer orgs. The Privacy Policy and security section mention this with logging. Confirm logging is in place and that customers can request the log on the data they care about.</w:t>
+        <w:t>super_admin</w:t>
+      </w:r>
+      <w:r>
+        <w:rPr/>
+        <w:t xml:space="preserve"> flag bypasses tenancy RLS for internal support purposes. The Privacy Policy’s Security section claims that “every cross-tenant access event is logged.” Confirm with engineering that this logging is actually in place, that the log is queryable per-Customer, and that the log itself is in the retention sweep (12 months under the audit_log policy).</w:t>
       </w:r>
     </w:p>
     <w:p>
@@ -799,10 +925,10 @@
         <w:pStyle w:val="Heading3"/>
         <w:rPr/>
       </w:pPr>
-      <w:bookmarkStart w:id="10" w:name="operational-slas"/>
-      <w:r>
-        <w:rPr/>
-        <w:t>Operational SLAs</w:t>
+      <w:bookmarkStart w:id="10" w:name="X7183c04f968fb0532a08f80cc118e25fee67899"/>
+      <w:r>
+        <w:rPr/>
+        <w:t>Operational items already locked in (no input needed)</w:t>
       </w:r>
       <w:bookmarkEnd w:id="10"/>
     </w:p>
@@ -816,8 +942,14 @@
         <w:rPr/>
       </w:pPr>
       <w:r>
-        <w:rPr/>
-        <w:t>Retention periods for: interactions, GPS breadcrumbs, voice transcripts, photographs, do-not-knock entries, logs (Privacy Policy Section 12)</w:t>
+        <w:rPr>
+          <w:b/>
+        </w:rPr>
+        <w:t>Retention windows</w:t>
+      </w:r>
+      <w:r>
+        <w:rPr/>
+        <w:t xml:space="preserve"> — set in the migration and reflected verbatim in Privacy Policy §12. If you want different values, update both together.</w:t>
       </w:r>
     </w:p>
     <w:p>
@@ -830,8 +962,14 @@
         <w:rPr/>
       </w:pPr>
       <w:r>
-        <w:rPr/>
-        <w:t>Final export window after termination (Terms § 7.5 — currently 30 days)</w:t>
+        <w:rPr>
+          <w:b/>
+        </w:rPr>
+        <w:t>Final export window after termination</w:t>
+      </w:r>
+      <w:r>
+        <w:rPr/>
+        <w:t xml:space="preserve"> — 30 days (Terms § 7.5)</w:t>
       </w:r>
     </w:p>
     <w:p>
@@ -844,8 +982,14 @@
         <w:rPr/>
       </w:pPr>
       <w:r>
-        <w:rPr/>
-        <w:t>Data-deletion-after-termination window (Terms § 7.5 — currently 60 days)</w:t>
+        <w:rPr>
+          <w:b/>
+        </w:rPr>
+        <w:t>Data-deletion-after-termination window</w:t>
+      </w:r>
+      <w:r>
+        <w:rPr/>
+        <w:t xml:space="preserve"> — 60 days following the export window (90 days total, Terms § 7.5)</w:t>
       </w:r>
     </w:p>
     <w:p>
@@ -858,8 +1002,14 @@
         <w:rPr/>
       </w:pPr>
       <w:r>
-        <w:rPr/>
-        <w:t>Auto-renewal cancellation notice window (Terms § 4.4 — currently 1 day before renewal)</w:t>
+        <w:rPr>
+          <w:b/>
+        </w:rPr>
+        <w:t>Auto-renewal cancellation notice window</w:t>
+      </w:r>
+      <w:r>
+        <w:rPr/>
+        <w:t xml:space="preserve"> — 1 day before renewal (Terms § 4.4; counsel should confirm this is workable for your customer base)</w:t>
       </w:r>
     </w:p>
     <w:p>
@@ -967,7 +1117,7 @@
       </w:pPr>
       <w:r>
         <w:rPr/>
-        <w:t>Confirm whether a §17 Privacy Impact Assessment has been conducted for each cross-border transfer (Supabase US, OpenAI US, OSM Germany). If not, conduct before publication in any market with Quebec residents.</w:t>
+        <w:t>Confirm whether a §17 Privacy Impact Assessment has been conducted for each cross-border transfer (now just Supabase US and OpenStreetMap Germany — OpenAI is no longer a sub-processor). If not, conduct before publication in any market with Quebec residents.</w:t>
       </w:r>
     </w:p>
     <w:p>
@@ -1007,7 +1157,7 @@
       </w:pPr>
       <w:r>
         <w:rPr/>
-        <w:t>Confirm the sub-processor list in Privacy Policy Section 7 matches reality. The audit identified: Supabase, OpenAI (Whisper), Stripe, Resend, OpenStreetMap (tiles, Overpass, Nominatim), Google Maps Geocoding (env-gated), Customer-configured webhooks (Zapier), Google Fonts, unpkg. Verify against current code.</w:t>
+        <w:t>Confirm the sub-processor list in Privacy Policy Section 7 matches reality. The current list reflects the post-voice-removal state: Supabase (US), Stripe (US), Resend (US/EU), OpenStreetMap (DE), Google Maps Geocoding (env-gated, US), Customer-configured webhooks (varies), Google Fonts (US), unpkg (US). Verify against current code before publishing.</w:t>
       </w:r>
     </w:p>
     <w:p>
@@ -1156,10 +1306,10 @@
         <w:pStyle w:val="Heading3"/>
         <w:rPr/>
       </w:pPr>
-      <w:bookmarkStart w:id="17" w:name="X12a5d041c224aa5c327cae827a6f2891c12b4d6"/>
-      <w:r>
-        <w:rPr/>
-        <w:t>4.2 BIPA exposure for voice processing — Privacy Policy § 9</w:t>
+      <w:bookmarkStart w:id="17" w:name="customer-indemnification-scope-terms-16"/>
+      <w:r>
+        <w:rPr/>
+        <w:t>4.2 Customer indemnification scope — Terms § 16</w:t>
       </w:r>
       <w:bookmarkEnd w:id="17"/>
     </w:p>
@@ -1170,7 +1320,7 @@
       </w:pPr>
       <w:r>
         <w:rPr/>
-        <w:t>The draft asserts that no voiceprints are generated. This is true only if the OpenAI pipeline performs no speaker diarization and no voice embeddings are extracted. If KnockIQ ever adds speaker-ID or voice-fingerprinting features, the Policy needs a full BIPA-compliant notice (written notice + written release + public retention schedule) BEFORE the feature ships. Cisneros v. Nuance (7th Cir. 2025) extends BIPA liability to third-party service providers — meaning KnockIQ could be sued directly, not just the canvassing customer. This is the single largest dollar exposure in the product.</w:t>
+        <w:t>Customer indemnifies KnockIQ for Rep misconduct including trespass, unauthorized photography, harassment, ignoring DNK lists, TCPA breaches, and HSSA failures. This is broad. Counsel should confirm the carve-outs your insurance requires and that the scope is enforceable in the chosen governing-law state.</w:t>
       </w:r>
     </w:p>
     <w:p>
@@ -1178,10 +1328,10 @@
         <w:pStyle w:val="Heading3"/>
         <w:rPr/>
       </w:pPr>
-      <w:bookmarkStart w:id="18" w:name="Xb2e871b5129b55dbca10dd4cbaa16b53914846f"/>
-      <w:r>
-        <w:rPr/>
-        <w:t>4.3 Recording-consent (all-party-consent state) liability — Privacy Policy § 9, Terms § 5.2(d)</w:t>
+      <w:bookmarkStart w:id="18" w:name="X01d535433ee13dff8850653a7d6c7e50d00f131"/>
+      <w:r>
+        <w:rPr/>
+        <w:t>4.3 Aggregated / de-identified data use — Terms § 7.3</w:t>
       </w:r>
       <w:bookmarkEnd w:id="18"/>
     </w:p>
@@ -1192,7 +1342,7 @@
       </w:pPr>
       <w:r>
         <w:rPr/>
-        <w:t>Twelve states + DC require all-party consent for recording. The voice-note feature can ambient-capture homeowners on porches. The current approach: (a) push training obligation to the Customer in the Terms, (b) disclose in the Policy. Counsel should consider whether a UI-level mitigation (geofence-based consent prompt) is needed to defeat constructive-knowledge arguments.</w:t>
+        <w:t>The draft permits KnockIQ to derive aggregated data from Customer Data for internal use. This conflicts with MODPA’s strict-necessity rule for sensitive data. If KnockIQ wants to use geolocation-derived data in cross-customer benchmarking, that must be limited to truly de-identified data per CCPA § 1798.140(m) and disclosed. Counsel should narrow if necessary.</w:t>
       </w:r>
     </w:p>
     <w:p>
@@ -1200,10 +1350,10 @@
         <w:pStyle w:val="Heading3"/>
         <w:rPr/>
       </w:pPr>
-      <w:bookmarkStart w:id="19" w:name="customer-indemnification-scope-terms-16"/>
-      <w:r>
-        <w:rPr/>
-        <w:t>4.4 Customer indemnification scope — Terms § 16</w:t>
+      <w:bookmarkStart w:id="19" w:name="X67ab22e7b8aae9540c97ddc8f2072727a452842"/>
+      <w:r>
+        <w:rPr/>
+        <w:t>4.4 Arbitration and class-action waiver — Terms § 18</w:t>
       </w:r>
       <w:bookmarkEnd w:id="19"/>
     </w:p>
@@ -1214,7 +1364,7 @@
       </w:pPr>
       <w:r>
         <w:rPr/>
-        <w:t>Customer indemnifies KnockIQ for Rep misconduct including trespass, illegal recording, photo violations, ignoring DNK lists, TCPA breaches, and HSSA failures. This is broad. Counsel should confirm the carve-outs your insurance requires and that the scope is enforceable in the chosen governing-law state.</w:t>
+        <w:t>Standard SaaS arbitration with class waiver. Counsel should confirm enforceability in the governing-law state (California McGill v. Citibank is the leading challenge) and confirm cost-allocation provisions don’t run afoul of one-sided-cost-shifting cases.</w:t>
       </w:r>
     </w:p>
     <w:p>
@@ -1222,10 +1372,10 @@
         <w:pStyle w:val="Heading3"/>
         <w:rPr/>
       </w:pPr>
-      <w:bookmarkStart w:id="20" w:name="X01d535433ee13dff8850653a7d6c7e50d00f131"/>
-      <w:r>
-        <w:rPr/>
-        <w:t>4.5 Aggregated / de-identified data use — Terms § 7.3</w:t>
+      <w:bookmarkStart w:id="20" w:name="Xed03f3f28069c7b59716f841b62296ae2c7a7b6"/>
+      <w:r>
+        <w:rPr/>
+        <w:t>4.5 California “right to know” specificity — Privacy Policy § 14 + State-Specific Disclosures</w:t>
       </w:r>
       <w:bookmarkEnd w:id="20"/>
     </w:p>
@@ -1236,7 +1386,7 @@
       </w:pPr>
       <w:r>
         <w:rPr/>
-        <w:t>The draft permits KnockIQ to derive aggregated data from Customer Data for internal use. This conflicts with MODPA’s strict-necessity rule for sensitive data. If KnockIQ wants to use geolocation or voice-derived data in cross-customer benchmarking, that must be limited to truly de-identified data per CCPA § 1798.140(m) and disclosed. Counsel should narrow if necessary.</w:t>
+        <w:t>CCPA/CPRA requires specific category-of-data disclosures from the past 12 months. Counsel should review the appendix once final operational data is available, and confirm whether KnockIQ meets thresholds requiring a toll-free phone number and an authorized-agent intake process.</w:t>
       </w:r>
     </w:p>
     <w:p>
@@ -1244,10 +1394,10 @@
         <w:pStyle w:val="Heading3"/>
         <w:rPr/>
       </w:pPr>
-      <w:bookmarkStart w:id="21" w:name="X67ab22e7b8aae9540c97ddc8f2072727a452842"/>
-      <w:r>
-        <w:rPr/>
-        <w:t>4.6 Arbitration and class-action waiver — Terms § 18</w:t>
+      <w:bookmarkStart w:id="21" w:name="Xc28b4f373f1c19631bbe8e32ecafed187533558"/>
+      <w:r>
+        <w:rPr/>
+        <w:t>4.6 Quebec Law 25 cross-border PIA — Privacy Policy § 11</w:t>
       </w:r>
       <w:bookmarkEnd w:id="21"/>
     </w:p>
@@ -1258,7 +1408,7 @@
       </w:pPr>
       <w:r>
         <w:rPr/>
-        <w:t>Standard SaaS arbitration with class waiver. Counsel should confirm enforceability in the governing-law state (California McGill v. Citibank is the leading challenge) and confirm cost-allocation provisions don’t run afoul of one-sided-cost-shifting cases.</w:t>
+        <w:t>The PIA must actually exist before the Policy is published in any market with Quebec residents. The PIA must evaluate each receiving jurisdiction’s “substantially equivalent” protection — US laws like the CLOUD Act and FISA 702 weigh against adequacy of US transfers. The PIA scope is now smaller than it was: with OpenAI removed, only Supabase (US) and OpenStreetMap (DE) need evaluation.</w:t>
       </w:r>
     </w:p>
     <w:p>
@@ -1266,10 +1416,10 @@
         <w:pStyle w:val="Heading3"/>
         <w:rPr/>
       </w:pPr>
-      <w:bookmarkStart w:id="22" w:name="Xed03f3f28069c7b59716f841b62296ae2c7a7b6"/>
-      <w:r>
-        <w:rPr/>
-        <w:t>4.7 California “right to know” specificity — Privacy Policy § 14 + State-Specific Disclosures</w:t>
+      <w:bookmarkStart w:id="22" w:name="data-processing-agreement-dpa-terms-8"/>
+      <w:r>
+        <w:rPr/>
+        <w:t>4.7 Data Processing Agreement (DPA) — Terms § 8</w:t>
       </w:r>
       <w:bookmarkEnd w:id="22"/>
     </w:p>
@@ -1280,7 +1430,7 @@
       </w:pPr>
       <w:r>
         <w:rPr/>
-        <w:t>CCPA/CPRA requires specific category-of-data disclosures from the past 12 months. Counsel should review the appendix once final operational data is available, and confirm whether KnockIQ meets thresholds requiring a toll-free phone number and an authorized-agent intake process.</w:t>
+        <w:t>A DPA is incorporated by reference but not yet drafted. Required by 11 CCR § 7051 (California) and equivalent provisions in VA, CO, CT, TX, OR, MT, DE, NH, NJ, MD, MN, TN, IN, KY, RI, NE, IA. CPPA’s Sept 2025 $1.35M settlement specifically faulted a controller for missing vendor DPAs. The DPA needs the nine § 7051 mandatory clauses. Companion drafting task.</w:t>
       </w:r>
     </w:p>
     <w:p>
@@ -1288,10 +1438,10 @@
         <w:pStyle w:val="Heading3"/>
         <w:rPr/>
       </w:pPr>
-      <w:bookmarkStart w:id="23" w:name="Xc28b4f373f1c19631bbe8e32ecafed187533558"/>
-      <w:r>
-        <w:rPr/>
-        <w:t>4.8 Quebec Law 25 cross-border PIA — Privacy Policy § 11</w:t>
+      <w:bookmarkStart w:id="23" w:name="X513286c493b81555bbe621892688cba2da86bc2"/>
+      <w:r>
+        <w:rPr/>
+        <w:t>4.8 Do-not-knock disclaimer language — Terms § 5.2(b), § 13</w:t>
       </w:r>
       <w:bookmarkEnd w:id="23"/>
     </w:p>
@@ -1302,7 +1452,7 @@
       </w:pPr>
       <w:r>
         <w:rPr/>
-        <w:t>The PIA must actually exist before the Policy is published in any market with Quebec residents. The PIA must evaluate each receiving jurisdiction’s “substantially equivalent” protection — US laws like the CLOUD Act and FISA 702 weigh against adequacy of US transfers.</w:t>
+        <w:t>The draft explicitly disclaims any guarantee that KnockIQ’s DNK feature provides comprehensive registry coverage. Counsel should verify the disclaimer survives if KnockIQ’s marketing or onboarding ever implies otherwise.</w:t>
       </w:r>
     </w:p>
     <w:p>
@@ -1310,10 +1460,10 @@
         <w:pStyle w:val="Heading3"/>
         <w:rPr/>
       </w:pPr>
-      <w:bookmarkStart w:id="24" w:name="data-processing-agreement-dpa-terms-8"/>
-      <w:r>
-        <w:rPr/>
-        <w:t>4.9 Data Processing Agreement (DPA) — Terms § 8</w:t>
+      <w:bookmarkStart w:id="24" w:name="X6cb9ca2a7c709373055c69c44daf55a468a5c86"/>
+      <w:r>
+        <w:rPr/>
+        <w:t>4.9 7-year billing record retention — Privacy Policy § 12</w:t>
       </w:r>
       <w:bookmarkEnd w:id="24"/>
     </w:p>
@@ -1324,7 +1474,7 @@
       </w:pPr>
       <w:r>
         <w:rPr/>
-        <w:t>A DPA is incorporated by reference but not yet drafted. Required by 11 CCR § 7051 (California) and equivalent provisions in VA, CO, CT, TX, OR, MT, DE, NH, NJ, MD, MN, TN, IN, KY, RI, NE, IA. CPPA’s Sept 2025 $1.35M settlement specifically faulted a controller for missing vendor DPAs. The DPA needs the nine § 7051 mandatory clauses. Companion drafting task.</w:t>
+        <w:t>The draft sets a 7-year retention for billing records based on common US tax-record guidance. Counsel should confirm this matches your jurisdiction (some states require longer for certain entity types).</w:t>
       </w:r>
     </w:p>
     <w:p>
@@ -1332,10 +1482,10 @@
         <w:pStyle w:val="Heading3"/>
         <w:rPr/>
       </w:pPr>
-      <w:bookmarkStart w:id="25" w:name="X513286c493b81555bbe621892688cba2da86bc2"/>
-      <w:r>
-        <w:rPr/>
-        <w:t>4.10 Do-not-knock disclaimer language — Terms § 5.2(b), § 13</w:t>
+      <w:bookmarkStart w:id="25" w:name="X7038d349dd53a1142c326ecb09f96756e543180"/>
+      <w:r>
+        <w:rPr/>
+        <w:t>4.10 Post-termination grace period — Privacy Policy § 12, Terms § 7.5</w:t>
       </w:r>
       <w:bookmarkEnd w:id="25"/>
     </w:p>
@@ -1346,7 +1496,7 @@
       </w:pPr>
       <w:r>
         <w:rPr/>
-        <w:t>The draft explicitly disclaims any guarantee that KnockIQ’s DNK feature provides comprehensive registry coverage. Counsel should verify the disclaimer survives if KnockIQ’s marketing or onboarding ever implies otherwise.</w:t>
+        <w:t>The current commitment is 90 days from termination before customer data is deleted (30-day export window + 60-day deletion). Counsel should confirm this aligns with anything KnockIQ has committed to customers contractually or in sales conversations.</w:t>
       </w:r>
     </w:p>
     <w:p>
@@ -1529,7 +1679,7 @@
       </w:r>
       <w:r>
         <w:rPr/>
-        <w:t xml:space="preserve"> — when a Rep accepts an invite, present a screen documenting the collection of geolocation, voice, and motion data. This is the meaningful-consent record for PIPEDA and a defensive document for any later rep dispute.</w:t>
+        <w:t xml:space="preserve"> — when a Rep accepts an invite, present a screen documenting the collection of geolocation and motion data. This is the meaningful-consent record for PIPEDA and a defensive document for any later rep dispute.</w:t>
       </w:r>
     </w:p>
     <w:p>
@@ -1570,6 +1720,26 @@
       <w:r>
         <w:rPr/>
         <w:t xml:space="preserve"> — operational document. PIPEDA + most state laws require breach notification on specified timelines; this is the operational counterpart to the Policy’s commitment.</w:t>
+      </w:r>
+    </w:p>
+    <w:p>
+      <w:pPr>
+        <w:pStyle w:val="Compact"/>
+        <w:numPr>
+          <w:ilvl w:val="0"/>
+          <w:numId w:val="9"/>
+        </w:numPr>
+        <w:rPr/>
+      </w:pPr>
+      <w:r>
+        <w:rPr>
+          <w:b/>
+        </w:rPr>
+        <w:t>Homeowner DSR runbook</w:t>
+      </w:r>
+      <w:r>
+        <w:rPr/>
+        <w:t xml:space="preserve"> — the operational counterpart to Outstanding Issue 4. Documents who responds, what tooling they use, and how to meet the 45-day SLA.</w:t>
       </w:r>
     </w:p>
     <w:p>
@@ -1672,7 +1842,7 @@
       </w:pPr>
       <w:r>
         <w:rPr/>
-        <w:t>A reasonable rollout, assuming the platform issues in Section 2 are remediated:</w:t>
+        <w:t>A reasonable rollout, assuming the two outstanding issues in Section 2 are remediated:</w:t>
       </w:r>
     </w:p>
     <w:p>
@@ -1732,7 +1902,7 @@
       </w:r>
       <w:r>
         <w:rPr/>
-        <w:t xml:space="preserve"> — DPA drafted; sub-processor page live; Visited Person summary published.</w:t>
+        <w:t xml:space="preserve"> — DPA drafted; sub-processor page live; Visited Person summary published; homeowner DSR tool scoped.</w:t>
       </w:r>
     </w:p>
     <w:p>
@@ -1752,7 +1922,7 @@
       </w:r>
       <w:r>
         <w:rPr/>
-        <w:t xml:space="preserve"> — platform fixes shipped (private buckets, retention lifecycle, deletion workflow, super-admin logging review).</w:t>
+        <w:t xml:space="preserve"> — outstanding platform fixes shipped (homeowner DSR tool + super-admin logging verification).</w:t>
       </w:r>
     </w:p>
     <w:p>
@@ -1792,7 +1962,7 @@
       </w:r>
       <w:r>
         <w:rPr/>
-        <w:t xml:space="preserve"> — sub-processor change notifications; annual review; update on any material legal change (e.g., a new state law passes, OpenAI changes its data-handling terms).</w:t>
+        <w:t xml:space="preserve"> — sub-processor change notifications; annual review; update on any material legal change.</w:t>
       </w:r>
     </w:p>
     <w:p>
@@ -1945,7 +2115,7 @@
       </w:pPr>
       <w:r>
         <w:rPr/>
-        <w:t>Confirmation of OpenAI account tier.</w:t>
+        <w:t>Confirmation that super-admin cross-tenant access is in fact logged (engineering check).</w:t>
       </w:r>
     </w:p>
     <w:p>
